--- a/docs/Course/MGS3001/03_Lecture_Note/LectureNote_Chad/PPT/chapter4/chapter4_note.docx
+++ b/docs/Course/MGS3001/03_Lecture_Note/LectureNote_Chad/PPT/chapter4/chapter4_note.docx
@@ -31,7 +31,7 @@
         <w:pStyle w:val="Date"/>
       </w:pPr>
       <w:r>
-        <w:t xml:space="preserve">Tue, 11 March 2025</w:t>
+        <w:t xml:space="preserve">Thu, 13 March 2025</w:t>
       </w:r>
     </w:p>
     <w:bookmarkStart w:id="22" w:name="learning-objectives"/>

--- a/docs/Course/MGS3001/03_Lecture_Note/LectureNote_Chad/PPT/chapter4/chapter4_note.docx
+++ b/docs/Course/MGS3001/03_Lecture_Note/LectureNote_Chad/PPT/chapter4/chapter4_note.docx
@@ -31,7 +31,7 @@
         <w:pStyle w:val="Date"/>
       </w:pPr>
       <w:r>
-        <w:t xml:space="preserve">Thu, 13 March 2025</w:t>
+        <w:t xml:space="preserve">Fri, 21 March 2025</w:t>
       </w:r>
     </w:p>
     <w:bookmarkStart w:id="22" w:name="learning-objectives"/>

--- a/docs/Course/MGS3001/03_Lecture_Note/LectureNote_Chad/PPT/chapter4/chapter4_note.docx
+++ b/docs/Course/MGS3001/03_Lecture_Note/LectureNote_Chad/PPT/chapter4/chapter4_note.docx
@@ -31,7 +31,7 @@
         <w:pStyle w:val="Date"/>
       </w:pPr>
       <w:r>
-        <w:t xml:space="preserve">Fri, 21 March 2025</w:t>
+        <w:t xml:space="preserve">Sat, 22 March 2025</w:t>
       </w:r>
     </w:p>
     <w:bookmarkStart w:id="22" w:name="learning-objectives"/>

--- a/docs/Course/MGS3001/03_Lecture_Note/LectureNote_Chad/PPT/chapter4/chapter4_note.docx
+++ b/docs/Course/MGS3001/03_Lecture_Note/LectureNote_Chad/PPT/chapter4/chapter4_note.docx
@@ -7,25 +7,7 @@
         <w:pStyle w:val="Title"/>
       </w:pPr>
       <w:r>
-        <w:t xml:space="preserve">[Lecture</w:t>
-      </w:r>
-      <w:r>
-        <w:t xml:space="preserve"> </w:t>
-      </w:r>
-      <w:r>
-        <w:t xml:space="preserve">Note]</w:t>
-      </w:r>
-      <w:r>
-        <w:t xml:space="preserve"> </w:t>
-      </w:r>
-      <w:r>
-        <w:t xml:space="preserve">Repetition</w:t>
-      </w:r>
-      <w:r>
-        <w:t xml:space="preserve"> </w:t>
-      </w:r>
-      <w:r>
-        <w:t xml:space="preserve">Structures</w:t>
+        <w:t xml:space="preserve">[Lecture Note] Repetition Structures</w:t>
       </w:r>
     </w:p>
     <w:p>
@@ -33,43 +15,7 @@
         <w:pStyle w:val="Subtitle"/>
       </w:pPr>
       <w:r>
-        <w:t xml:space="preserve">MGS3001</w:t>
-      </w:r>
-      <w:r>
-        <w:t xml:space="preserve"> </w:t>
-      </w:r>
-      <w:r>
-        <w:t xml:space="preserve">Python</w:t>
-      </w:r>
-      <w:r>
-        <w:t xml:space="preserve"> </w:t>
-      </w:r>
-      <w:r>
-        <w:t xml:space="preserve">Programming</w:t>
-      </w:r>
-      <w:r>
-        <w:t xml:space="preserve"> </w:t>
-      </w:r>
-      <w:r>
-        <w:t xml:space="preserve">for</w:t>
-      </w:r>
-      <w:r>
-        <w:t xml:space="preserve"> </w:t>
-      </w:r>
-      <w:r>
-        <w:t xml:space="preserve">Business,</w:t>
-      </w:r>
-      <w:r>
-        <w:t xml:space="preserve"> </w:t>
-      </w:r>
-      <w:r>
-        <w:t xml:space="preserve">Spring</w:t>
-      </w:r>
-      <w:r>
-        <w:t xml:space="preserve"> </w:t>
-      </w:r>
-      <w:r>
-        <w:t xml:space="preserve">2025</w:t>
+        <w:t xml:space="preserve">MGS3001 Python Programming for Business, Spring 2025</w:t>
       </w:r>
     </w:p>
     <w:p>
@@ -77,19 +23,7 @@
         <w:pStyle w:val="Author"/>
       </w:pPr>
       <w:r>
-        <w:t xml:space="preserve">Chad</w:t>
-      </w:r>
-      <w:r>
-        <w:t xml:space="preserve"> </w:t>
-      </w:r>
-      <w:r>
-        <w:t xml:space="preserve">(Chungil</w:t>
-      </w:r>
-      <w:r>
-        <w:t xml:space="preserve"> </w:t>
-      </w:r>
-      <w:r>
-        <w:t xml:space="preserve">Chae)</w:t>
+        <w:t xml:space="preserve">Chad (Chungil Chae)</w:t>
       </w:r>
     </w:p>
     <w:p>
@@ -97,33 +31,7 @@
         <w:pStyle w:val="Date"/>
       </w:pPr>
       <w:r>
-        <w:t xml:space="preserve">Sun,</w:t>
-      </w:r>
-      <w:r>
-        <w:t xml:space="preserve"> </w:t>
-      </w:r>
-      <w:r>
-        <w:t xml:space="preserve">25</w:t>
-      </w:r>
-      <w:r>
-        <w:t xml:space="preserve"> </w:t>
-      </w:r>
-      <w:r>
-        <w:t xml:space="preserve">May</w:t>
-      </w:r>
-      <w:r>
-        <w:t xml:space="preserve"> </w:t>
-      </w:r>
-      <w:r>
-        <w:t xml:space="preserve">2025</w:t>
-      </w:r>
-    </w:p>
-    <w:p>
-      <w:pPr>
-        <w:pStyle w:val="AbstractTitle"/>
-      </w:pPr>
-      <w:r>
-        <w:t xml:space="preserve">Abstract</w:t>
+        <w:t xml:space="preserve">Mon, 26 May 2025</w:t>
       </w:r>
     </w:p>
     <w:bookmarkStart w:id="22" w:name="learning-objectives"/>
@@ -1303,7 +1211,7 @@
                     <a:graphicData uri="http://schemas.openxmlformats.org/drawingml/2006/picture">
                       <pic:pic>
                         <pic:nvPicPr>
-                          <pic:cNvPr descr="/usr/lib/rstudio-server/bin/quarto/share/formats/docx/note.png" id="25" name="Picture"/>
+                          <pic:cNvPr descr="/Applications/quarto/share/formats/docx/note.png" id="25" name="Picture"/>
                           <pic:cNvPicPr>
                             <a:picLocks noChangeArrowheads="1" noChangeAspect="1"/>
                           </pic:cNvPicPr>
@@ -1785,13 +1693,7 @@
         <w:t xml:space="preserve"> </w:t>
       </w:r>
       <w:r>
-        <w:t xml:space="preserve">‘</w:t>
-      </w:r>
-      <w:r>
-        <w:t xml:space="preserve">y</w:t>
-      </w:r>
-      <w:r>
-        <w:t xml:space="preserve">’</w:t>
+        <w:t xml:space="preserve">‘y’</w:t>
       </w:r>
       <w:r>
         <w:t xml:space="preserve"> </w:t>
@@ -1809,13 +1711,7 @@
         </w:numPr>
       </w:pPr>
       <w:r>
-        <w:t xml:space="preserve">“</w:t>
-      </w:r>
-      <w:r>
-        <w:t xml:space="preserve">Do you want to calculate another commission (Enter y for yes).</w:t>
-      </w:r>
-      <w:r>
-        <w:t xml:space="preserve">”</w:t>
+        <w:t xml:space="preserve">“Do you want to calculate another commission (Enter y for yes).”</w:t>
       </w:r>
     </w:p>
     <w:p>
@@ -1845,13 +1741,7 @@
         <w:t xml:space="preserve"> </w:t>
       </w:r>
       <w:r>
-        <w:t xml:space="preserve">‘</w:t>
-      </w:r>
-      <w:r>
-        <w:t xml:space="preserve">y</w:t>
-      </w:r>
-      <w:r>
-        <w:t xml:space="preserve">’</w:t>
+        <w:t xml:space="preserve">‘y’</w:t>
       </w:r>
       <w:r>
         <w:t xml:space="preserve"> </w:t>
@@ -2041,13 +1931,7 @@
         <w:t xml:space="preserve">The loop will perform an iteration only if the expression keep_going ==</w:t>
       </w:r>
       <w:r>
-        <w:t xml:space="preserve">‘</w:t>
-      </w:r>
-      <w:r>
-        <w:t xml:space="preserve">y</w:t>
-      </w:r>
-      <w:r>
-        <w:t xml:space="preserve">’</w:t>
+        <w:t xml:space="preserve">‘y’</w:t>
       </w:r>
       <w:r>
         <w:t xml:space="preserve"> </w:t>
@@ -2113,13 +1997,7 @@
         <w:t xml:space="preserve"> </w:t>
       </w:r>
       <w:r>
-        <w:t xml:space="preserve">‘</w:t>
-      </w:r>
-      <w:r>
-        <w:t xml:space="preserve">y</w:t>
-      </w:r>
-      <w:r>
-        <w:t xml:space="preserve">’</w:t>
+        <w:t xml:space="preserve">‘y’</w:t>
       </w:r>
       <w:r>
         <w:t xml:space="preserve">.</w:t>
@@ -2136,13 +2014,7 @@
         <w:t xml:space="preserve"> </w:t>
       </w:r>
       <w:r>
-        <w:t xml:space="preserve">‘</w:t>
-      </w:r>
-      <w:r>
-        <w:t xml:space="preserve">y</w:t>
-      </w:r>
-      <w:r>
-        <w:t xml:space="preserve">’</w:t>
+        <w:t xml:space="preserve">‘y’</w:t>
       </w:r>
       <w:r>
         <w:t xml:space="preserve"> </w:t>
@@ -2192,13 +2064,7 @@
         <w:t xml:space="preserve">By performing this step we know that the condition keep_going ==</w:t>
       </w:r>
       <w:r>
-        <w:t xml:space="preserve">‘</w:t>
-      </w:r>
-      <w:r>
-        <w:t xml:space="preserve">y</w:t>
-      </w:r>
-      <w:r>
-        <w:t xml:space="preserve">’</w:t>
+        <w:t xml:space="preserve">‘y’</w:t>
       </w:r>
       <w:r>
         <w:t xml:space="preserve"> </w:t>
@@ -3704,13 +3570,7 @@
         <w:t xml:space="preserve"> </w:t>
       </w:r>
       <w:r>
-        <w:t xml:space="preserve">“</w:t>
-      </w:r>
-      <w:r>
-        <w:t xml:space="preserve">Hello world</w:t>
-      </w:r>
-      <w:r>
-        <w:t xml:space="preserve">”</w:t>
+        <w:t xml:space="preserve">“Hello world”</w:t>
       </w:r>
       <w:r>
         <w:t xml:space="preserve"> </w:t>
@@ -6589,208 +6449,190 @@
         <w:t xml:space="preserve"> </w:t>
       </w:r>
       <w:r>
-        <w:t xml:space="preserve">‘</w:t>
-      </w:r>
-      <w:r>
+        <w:t xml:space="preserve">‘=’</w:t>
+      </w:r>
+      <w:r>
+        <w:t xml:space="preserve"> </w:t>
+      </w:r>
+      <w:r>
+        <w:t xml:space="preserve">operator also appears on the right side of the</w:t>
+      </w:r>
+      <w:r>
+        <w:t xml:space="preserve"> </w:t>
+      </w:r>
+      <w:r>
+        <w:t xml:space="preserve">‘=’</w:t>
+      </w:r>
+      <w:r>
+        <w:t xml:space="preserve"> </w:t>
+      </w:r>
+      <w:r>
+        <w:t xml:space="preserve">operator.</w:t>
+      </w:r>
+    </w:p>
+    <w:p>
+      <w:pPr>
+        <w:pStyle w:val="SourceCode"/>
+      </w:pPr>
+      <w:r>
+        <w:rPr>
+          <w:rStyle w:val="NormalTok"/>
+        </w:rPr>
+        <w:t xml:space="preserve">x </w:t>
+      </w:r>
+      <w:r>
+        <w:rPr>
+          <w:rStyle w:val="OperatorTok"/>
+        </w:rPr>
         <w:t xml:space="preserve">=</w:t>
       </w:r>
       <w:r>
-        <w:t xml:space="preserve">’</w:t>
-      </w:r>
-      <w:r>
+        <w:rPr>
+          <w:rStyle w:val="NormalTok"/>
+        </w:rPr>
+        <w:t xml:space="preserve"> x </w:t>
+      </w:r>
+      <w:r>
+        <w:rPr>
+          <w:rStyle w:val="OperatorTok"/>
+        </w:rPr>
+        <w:t xml:space="preserve">+</w:t>
+      </w:r>
+      <w:r>
+        <w:rPr>
+          <w:rStyle w:val="NormalTok"/>
+        </w:rPr>
         <w:t xml:space="preserve"> </w:t>
       </w:r>
       <w:r>
-        <w:t xml:space="preserve">operator also appears on the right side of the</w:t>
+        <w:rPr>
+          <w:rStyle w:val="DecValTok"/>
+        </w:rPr>
+        <w:t xml:space="preserve">1</w:t>
+      </w:r>
+    </w:p>
+    <w:p>
+      <w:pPr>
+        <w:pStyle w:val="Compact"/>
+        <w:numPr>
+          <w:ilvl w:val="0"/>
+          <w:numId w:val="1068"/>
+        </w:numPr>
+      </w:pPr>
+      <w:r>
+        <w:t xml:space="preserve">On the right side of the assignment operator, 1 is added to x. The result is then assigned to x, replacing the value that x previously referenced.</w:t>
+      </w:r>
+    </w:p>
+    <w:p>
+      <w:pPr>
+        <w:pStyle w:val="Compact"/>
+        <w:numPr>
+          <w:ilvl w:val="0"/>
+          <w:numId w:val="1068"/>
+        </w:numPr>
+      </w:pPr>
+      <w:r>
+        <w:t xml:space="preserve">Effectively, this statement adds 1 to x.</w:t>
+      </w:r>
+    </w:p>
+    <w:p>
+      <w:pPr>
+        <w:pStyle w:val="SourceCode"/>
+      </w:pPr>
+      <w:r>
+        <w:rPr>
+          <w:rStyle w:val="NormalTok"/>
+        </w:rPr>
+        <w:t xml:space="preserve">total </w:t>
+      </w:r>
+      <w:r>
+        <w:rPr>
+          <w:rStyle w:val="OperatorTok"/>
+        </w:rPr>
+        <w:t xml:space="preserve">=</w:t>
+      </w:r>
+      <w:r>
+        <w:rPr>
+          <w:rStyle w:val="NormalTok"/>
+        </w:rPr>
+        <w:t xml:space="preserve"> total </w:t>
+      </w:r>
+      <w:r>
+        <w:rPr>
+          <w:rStyle w:val="OperatorTok"/>
+        </w:rPr>
+        <w:t xml:space="preserve">+</w:t>
+      </w:r>
+      <w:r>
+        <w:rPr>
+          <w:rStyle w:val="NormalTok"/>
+        </w:rPr>
+        <w:t xml:space="preserve"> number</w:t>
+      </w:r>
+    </w:p>
+    <w:p>
+      <w:pPr>
+        <w:pStyle w:val="Compact"/>
+        <w:numPr>
+          <w:ilvl w:val="0"/>
+          <w:numId w:val="1069"/>
+        </w:numPr>
+      </w:pPr>
+      <w:r>
+        <w:t xml:space="preserve">This statement assigns the value of total + number to total.</w:t>
+      </w:r>
+    </w:p>
+    <w:p>
+      <w:pPr>
+        <w:pStyle w:val="Compact"/>
+        <w:numPr>
+          <w:ilvl w:val="0"/>
+          <w:numId w:val="1069"/>
+        </w:numPr>
+      </w:pPr>
+      <w:r>
+        <w:t xml:space="preserve">The effect of this statement is that number is added to the value of total.</w:t>
+      </w:r>
+    </w:p>
+    <w:p>
+      <w:pPr>
+        <w:pStyle w:val="SourceCode"/>
+      </w:pPr>
+      <w:r>
+        <w:rPr>
+          <w:rStyle w:val="NormalTok"/>
+        </w:rPr>
+        <w:t xml:space="preserve">balance </w:t>
+      </w:r>
+      <w:r>
+        <w:rPr>
+          <w:rStyle w:val="OperatorTok"/>
+        </w:rPr>
+        <w:t xml:space="preserve">=</w:t>
+      </w:r>
+      <w:r>
+        <w:rPr>
+          <w:rStyle w:val="NormalTok"/>
+        </w:rPr>
+        <w:t xml:space="preserve"> balance − withdrawal</w:t>
+      </w:r>
+    </w:p>
+    <w:p>
+      <w:pPr>
+        <w:pStyle w:val="Compact"/>
+        <w:numPr>
+          <w:ilvl w:val="0"/>
+          <w:numId w:val="1070"/>
+        </w:numPr>
+      </w:pPr>
+      <w:r>
+        <w:t xml:space="preserve">This statement assigns the value of the expression</w:t>
       </w:r>
       <w:r>
         <w:t xml:space="preserve"> </w:t>
       </w:r>
       <w:r>
-        <w:t xml:space="preserve">‘</w:t>
-      </w:r>
-      <w:r>
-        <w:t xml:space="preserve">=</w:t>
-      </w:r>
-      <w:r>
-        <w:t xml:space="preserve">’</w:t>
-      </w:r>
-      <w:r>
-        <w:t xml:space="preserve"> </w:t>
-      </w:r>
-      <w:r>
-        <w:t xml:space="preserve">operator.</w:t>
-      </w:r>
-    </w:p>
-    <w:p>
-      <w:pPr>
-        <w:pStyle w:val="SourceCode"/>
-      </w:pPr>
-      <w:r>
-        <w:rPr>
-          <w:rStyle w:val="NormalTok"/>
-        </w:rPr>
-        <w:t xml:space="preserve">x </w:t>
-      </w:r>
-      <w:r>
-        <w:rPr>
-          <w:rStyle w:val="OperatorTok"/>
-        </w:rPr>
-        <w:t xml:space="preserve">=</w:t>
-      </w:r>
-      <w:r>
-        <w:rPr>
-          <w:rStyle w:val="NormalTok"/>
-        </w:rPr>
-        <w:t xml:space="preserve"> x </w:t>
-      </w:r>
-      <w:r>
-        <w:rPr>
-          <w:rStyle w:val="OperatorTok"/>
-        </w:rPr>
-        <w:t xml:space="preserve">+</w:t>
-      </w:r>
-      <w:r>
-        <w:rPr>
-          <w:rStyle w:val="NormalTok"/>
-        </w:rPr>
-        <w:t xml:space="preserve"> </w:t>
-      </w:r>
-      <w:r>
-        <w:rPr>
-          <w:rStyle w:val="DecValTok"/>
-        </w:rPr>
-        <w:t xml:space="preserve">1</w:t>
-      </w:r>
-    </w:p>
-    <w:p>
-      <w:pPr>
-        <w:pStyle w:val="Compact"/>
-        <w:numPr>
-          <w:ilvl w:val="0"/>
-          <w:numId w:val="1068"/>
-        </w:numPr>
-      </w:pPr>
-      <w:r>
-        <w:t xml:space="preserve">On the right side of the assignment operator, 1 is added to x. The result is then assigned to x, replacing the value that x previously referenced.</w:t>
-      </w:r>
-    </w:p>
-    <w:p>
-      <w:pPr>
-        <w:pStyle w:val="Compact"/>
-        <w:numPr>
-          <w:ilvl w:val="0"/>
-          <w:numId w:val="1068"/>
-        </w:numPr>
-      </w:pPr>
-      <w:r>
-        <w:t xml:space="preserve">Effectively, this statement adds 1 to x.</w:t>
-      </w:r>
-    </w:p>
-    <w:p>
-      <w:pPr>
-        <w:pStyle w:val="SourceCode"/>
-      </w:pPr>
-      <w:r>
-        <w:rPr>
-          <w:rStyle w:val="NormalTok"/>
-        </w:rPr>
-        <w:t xml:space="preserve">total </w:t>
-      </w:r>
-      <w:r>
-        <w:rPr>
-          <w:rStyle w:val="OperatorTok"/>
-        </w:rPr>
-        <w:t xml:space="preserve">=</w:t>
-      </w:r>
-      <w:r>
-        <w:rPr>
-          <w:rStyle w:val="NormalTok"/>
-        </w:rPr>
-        <w:t xml:space="preserve"> total </w:t>
-      </w:r>
-      <w:r>
-        <w:rPr>
-          <w:rStyle w:val="OperatorTok"/>
-        </w:rPr>
-        <w:t xml:space="preserve">+</w:t>
-      </w:r>
-      <w:r>
-        <w:rPr>
-          <w:rStyle w:val="NormalTok"/>
-        </w:rPr>
-        <w:t xml:space="preserve"> number</w:t>
-      </w:r>
-    </w:p>
-    <w:p>
-      <w:pPr>
-        <w:pStyle w:val="Compact"/>
-        <w:numPr>
-          <w:ilvl w:val="0"/>
-          <w:numId w:val="1069"/>
-        </w:numPr>
-      </w:pPr>
-      <w:r>
-        <w:t xml:space="preserve">This statement assigns the value of total + number to total.</w:t>
-      </w:r>
-    </w:p>
-    <w:p>
-      <w:pPr>
-        <w:pStyle w:val="Compact"/>
-        <w:numPr>
-          <w:ilvl w:val="0"/>
-          <w:numId w:val="1069"/>
-        </w:numPr>
-      </w:pPr>
-      <w:r>
-        <w:t xml:space="preserve">The effect of this statement is that number is added to the value of total.</w:t>
-      </w:r>
-    </w:p>
-    <w:p>
-      <w:pPr>
-        <w:pStyle w:val="SourceCode"/>
-      </w:pPr>
-      <w:r>
-        <w:rPr>
-          <w:rStyle w:val="NormalTok"/>
-        </w:rPr>
-        <w:t xml:space="preserve">balance </w:t>
-      </w:r>
-      <w:r>
-        <w:rPr>
-          <w:rStyle w:val="OperatorTok"/>
-        </w:rPr>
-        <w:t xml:space="preserve">=</w:t>
-      </w:r>
-      <w:r>
-        <w:rPr>
-          <w:rStyle w:val="NormalTok"/>
-        </w:rPr>
-        <w:t xml:space="preserve"> balance − withdrawal</w:t>
-      </w:r>
-    </w:p>
-    <w:p>
-      <w:pPr>
-        <w:pStyle w:val="Compact"/>
-        <w:numPr>
-          <w:ilvl w:val="0"/>
-          <w:numId w:val="1070"/>
-        </w:numPr>
-      </w:pPr>
-      <w:r>
-        <w:t xml:space="preserve">This statement assigns the value of the expression</w:t>
-      </w:r>
-      <w:r>
-        <w:t xml:space="preserve"> </w:t>
-      </w:r>
-      <w:r>
-        <w:t xml:space="preserve">“</w:t>
-      </w:r>
-      <w:r>
-        <w:t xml:space="preserve">balance − withdrawal</w:t>
-      </w:r>
-      <w:r>
-        <w:t xml:space="preserve">”</w:t>
+        <w:t xml:space="preserve">“balance − withdrawal”</w:t>
       </w:r>
       <w:r>
         <w:t xml:space="preserve"> </w:t>
@@ -7190,13 +7032,7 @@
         <w:t xml:space="preserve"> </w:t>
       </w:r>
       <w:r>
-        <w:t xml:space="preserve">“</w:t>
-      </w:r>
-      <w:r>
-        <w:t xml:space="preserve">sentinel</w:t>
-      </w:r>
-      <w:r>
-        <w:t xml:space="preserve">”</w:t>
+        <w:t xml:space="preserve">“sentinel”</w:t>
       </w:r>
       <w:r>
         <w:t xml:space="preserve"> </w:t>
@@ -7263,13 +7099,7 @@
         <w:t xml:space="preserve"> </w:t>
       </w:r>
       <w:r>
-        <w:t xml:space="preserve">“</w:t>
-      </w:r>
-      <w:r>
-        <w:t xml:space="preserve">sentinel</w:t>
-      </w:r>
-      <w:r>
-        <w:t xml:space="preserve">”</w:t>
+        <w:t xml:space="preserve">“sentinel”</w:t>
       </w:r>
       <w:r>
         <w:t xml:space="preserve"> </w:t>
@@ -7301,13 +7131,7 @@
         <w:t xml:space="preserve"> </w:t>
       </w:r>
       <w:r>
-        <w:t xml:space="preserve">“</w:t>
-      </w:r>
-      <w:r>
-        <w:t xml:space="preserve">0</w:t>
-      </w:r>
-      <w:r>
-        <w:t xml:space="preserve">”</w:t>
+        <w:t xml:space="preserve">“0”</w:t>
       </w:r>
       <w:r>
         <w:t xml:space="preserve"> </w:t>
@@ -7350,13 +7174,7 @@
         </w:numPr>
       </w:pPr>
       <w:r>
-        <w:t xml:space="preserve">“</w:t>
-      </w:r>
-      <w:r>
-        <w:t xml:space="preserve">garbage in, garbage out.</w:t>
-      </w:r>
-      <w:r>
-        <w:t xml:space="preserve">”</w:t>
+        <w:t xml:space="preserve">“garbage in, garbage out.”</w:t>
       </w:r>
       <w:r>
         <w:t xml:space="preserve">, sometimes abbreviated as GIGO</w:t>
@@ -7688,13 +7506,7 @@
         <w:t xml:space="preserve"> </w:t>
       </w:r>
       <w:r>
-        <w:t xml:space="preserve">“</w:t>
-      </w:r>
-      <w:r>
-        <w:t xml:space="preserve">400</w:t>
-      </w:r>
-      <w:r>
-        <w:t xml:space="preserve">”</w:t>
+        <w:t xml:space="preserve">“400”</w:t>
       </w:r>
       <w:r>
         <w:t xml:space="preserve"> </w:t>
@@ -7706,13 +7518,7 @@
         <w:t xml:space="preserve"> </w:t>
       </w:r>
       <w:r>
-        <w:t xml:space="preserve">“</w:t>
-      </w:r>
-      <w:r>
-        <w:t xml:space="preserve">40</w:t>
-      </w:r>
-      <w:r>
-        <w:t xml:space="preserve">”</w:t>
+        <w:t xml:space="preserve">“40”</w:t>
       </w:r>
       <w:r>
         <w:t xml:space="preserve">.</w:t>
@@ -7793,13 +7599,7 @@
         <w:t xml:space="preserve"> </w:t>
       </w:r>
       <w:r>
-        <w:t xml:space="preserve">“</w:t>
-      </w:r>
-      <w:r>
-        <w:t xml:space="preserve">computer errors</w:t>
-      </w:r>
-      <w:r>
-        <w:t xml:space="preserve">”</w:t>
+        <w:t xml:space="preserve">“computer errors”</w:t>
       </w:r>
       <w:r>
         <w:t xml:space="preserve">:</w:t>
@@ -7916,13 +7716,7 @@
         <w:t xml:space="preserve"> </w:t>
       </w:r>
       <w:r>
-        <w:t xml:space="preserve">“</w:t>
-      </w:r>
-      <w:r>
-        <w:t xml:space="preserve">input validation</w:t>
-      </w:r>
-      <w:r>
-        <w:t xml:space="preserve">”</w:t>
+        <w:t xml:space="preserve">“input validation”</w:t>
       </w:r>
       <w:r>
         <w:t xml:space="preserve">.</w:t>
@@ -8476,7 +8270,7 @@
                     <a:graphicData uri="http://schemas.openxmlformats.org/drawingml/2006/picture">
                       <pic:pic>
                         <pic:nvPicPr>
-                          <pic:cNvPr descr="/usr/lib/rstudio-server/bin/quarto/share/formats/docx/note.png" id="72" name="Picture"/>
+                          <pic:cNvPr descr="/Applications/quarto/share/formats/docx/note.png" id="72" name="Picture"/>
                           <pic:cNvPicPr>
                             <a:picLocks noChangeArrowheads="1" noChangeAspect="1"/>
                           </pic:cNvPicPr>
@@ -11581,7 +11375,7 @@
   </w:style>
   <w:style w:styleId="Subtitle" w:type="paragraph">
     <w:name w:val="Subtitle"/>
-    <w:basedOn w:val="Normal"/>
+    <w:basedOn w:val="Title"/>
     <w:next w:val="BodyText"/>
     <w:link w:val="SubtitleChar"/>
     <w:uiPriority w:val="11"/>
@@ -11594,7 +11388,6 @@
     </w:pPr>
     <w:rPr>
       <w:rFonts w:cstheme="majorBidi" w:eastAsiaTheme="majorEastAsia"/>
-      <w:color w:themeColor="text1" w:themeTint="A6" w:val="595959"/>
       <w:spacing w:val="15"/>
       <w:sz w:val="28"/>
       <w:szCs w:val="28"/>
@@ -11647,7 +11440,6 @@
     </w:pPr>
     <w:rPr>
       <w:b/>
-      <w:color w:val="345A8A"/>
       <w:sz w:val="20"/>
       <w:szCs w:val="20"/>
     </w:rPr>
